--- a/healthcare_economic_effect/output/docx/Healthcare_EHPM_CoverLetter_R2.docx
+++ b/healthcare_economic_effect/output/docx/Healthcare_EHPM_CoverLetter_R2.docx
@@ -4,7 +4,7 @@
   <w:body>
     <w:p>
       <w:r>
-        <w:t>July 13, 2026</w:t>
+        <w:t>July 14, 2026</w:t>
       </w:r>
     </w:p>
     <w:p/>

--- a/healthcare_economic_effect/output/docx/Healthcare_EHPM_CoverLetter_R2.docx
+++ b/healthcare_economic_effect/output/docx/Healthcare_EHPM_CoverLetter_R2.docx
@@ -4,7 +4,7 @@
   <w:body>
     <w:p>
       <w:r>
-        <w:t>July 14, 2026</w:t>
+        <w:t>July 15, 2026</w:t>
       </w:r>
     </w:p>
     <w:p/>
